--- a/immigration/manasa_eb2niw/papers/paperM3_renal_care_molecular_diagnostics_corrected.docx
+++ b/immigration/manasa_eb2niw/papers/paperM3_renal_care_molecular_diagnostics_corrected.docx
@@ -2,7 +2,7 @@
 <file path=word/document.xml><?xml version="1.0" encoding="utf-8"?>
 <w:document xmlns:w="http://schemas.openxmlformats.org/wordprocessingml/2006/main" xmlns:m="http://schemas.openxmlformats.org/officeDocument/2006/math" xmlns:r="http://schemas.openxmlformats.org/officeDocument/2006/relationships" xmlns:o="urn:schemas-microsoft-com:office:office" xmlns:v="urn:schemas-microsoft-com:vml" xmlns:w10="urn:schemas-microsoft-com:office:word" xmlns:a="http://schemas.openxmlformats.org/drawingml/2006/main" xmlns:pic="http://schemas.openxmlformats.org/drawingml/2006/picture" xmlns:wp="http://schemas.openxmlformats.org/drawingml/2006/wordprocessingDrawing">
   <w:body>
-    <w:bookmarkStart w:id="50" w:name="Xb64a92138dc46c8ca8fdfa403ea8ee5a2c73c30"/>
+    <w:bookmarkStart w:id="53" w:name="Xb64a92138dc46c8ca8fdfa403ea8ee5a2c73c30"/>
     <w:p>
       <w:pPr>
         <w:pStyle w:val="Heading1"/>
@@ -420,7 +420,7 @@
     </w:p>
     <w:bookmarkEnd w:id="27"/>
     <w:bookmarkEnd w:id="28"/>
-    <w:bookmarkStart w:id="34" w:name="methods-the-renaliq-architecture"/>
+    <w:bookmarkStart w:id="37" w:name="methods-the-renaliq-architecture"/>
     <w:p>
       <w:pPr>
         <w:pStyle w:val="Heading2"/>
@@ -429,7 +429,7 @@
         <w:t xml:space="preserve">3. Methods: The RenalIQ Architecture</w:t>
       </w:r>
     </w:p>
-    <w:bookmarkStart w:id="29" w:name="system-overview"/>
+    <w:bookmarkStart w:id="32" w:name="system-overview"/>
     <w:p>
       <w:pPr>
         <w:pStyle w:val="Heading3"/>
@@ -448,6 +448,61 @@
     </w:p>
     <w:p>
       <w:pPr>
+        <w:pStyle w:val="CaptionedFigure"/>
+      </w:pPr>
+      <w:r>
+        <w:drawing>
+          <wp:inline>
+            <wp:extent cx="5334000" cy="785427"/>
+            <wp:effectExtent b="0" l="0" r="0" t="0"/>
+            <wp:docPr descr="Figure 1: RenalIQ System Architecture" title="" id="30" name="Picture"/>
+            <a:graphic>
+              <a:graphicData uri="http://schemas.openxmlformats.org/drawingml/2006/picture">
+                <pic:pic>
+                  <pic:nvPicPr>
+                    <pic:cNvPr descr="figures/paperM3_figure1.png" id="31" name="Picture"/>
+                    <pic:cNvPicPr>
+                      <a:picLocks noChangeArrowheads="1" noChangeAspect="1"/>
+                    </pic:cNvPicPr>
+                  </pic:nvPicPr>
+                  <pic:blipFill>
+                    <a:blip r:embed="rId29"/>
+                    <a:stretch>
+                      <a:fillRect/>
+                    </a:stretch>
+                  </pic:blipFill>
+                  <pic:spPr bwMode="auto">
+                    <a:xfrm>
+                      <a:off x="0" y="0"/>
+                      <a:ext cx="5334000" cy="785427"/>
+                    </a:xfrm>
+                    <a:prstGeom prst="rect">
+                      <a:avLst/>
+                    </a:prstGeom>
+                    <a:noFill/>
+                    <a:ln w="9525">
+                      <a:noFill/>
+                      <a:headEnd/>
+                      <a:tailEnd/>
+                    </a:ln>
+                  </pic:spPr>
+                </pic:pic>
+              </a:graphicData>
+            </a:graphic>
+          </wp:inline>
+        </w:drawing>
+      </w:r>
+    </w:p>
+    <w:p>
+      <w:pPr>
+        <w:pStyle w:val="ImageCaption"/>
+      </w:pPr>
+      <w:r>
+        <w:t xml:space="preserve">Figure 1: RenalIQ System Architecture</w:t>
+      </w:r>
+    </w:p>
+    <w:p>
+      <w:pPr>
         <w:pStyle w:val="BodyText"/>
       </w:pPr>
       <w:r>
@@ -464,8 +519,8 @@
         <w:t xml:space="preserve">RenalIQ System Architecture. The figure depicts a three-layer pipeline processing a molecular diagnostic claim from order receipt through final adjudication. Layer 1 (Deterministic Renal Molecular Policy Engine) applies rule-based MolDX and LCD logic at claim construction, flagging policy gaps prior to submission. Layer 2 (Generative Clinical Reasoning Module) activates upon denial receipt, accessing a retrieval-augmented knowledge base of nephrology clinical guidelines and peer-reviewed literature to synthesize individualized appeal letters. Layer 3 (Predictive Renal Billing Risk Classifier) operates concurrently with Layer 1 during pre-submission screening, generating denial probability scores by payer, test category, and diagnosis code combination. Feedback loops from adjudicated claims populate the Layer 3 training corpus on a rolling basis.</w:t>
       </w:r>
     </w:p>
-    <w:bookmarkEnd w:id="29"/>
-    <w:bookmarkStart w:id="30" w:name="X2d559fda7a0649a77b25619b55389dd87038a75"/>
+    <w:bookmarkEnd w:id="32"/>
+    <w:bookmarkStart w:id="33" w:name="X2d559fda7a0649a77b25619b55389dd87038a75"/>
     <w:p>
       <w:pPr>
         <w:pStyle w:val="Heading3"/>
@@ -588,8 +643,8 @@
         <w:t xml:space="preserve">The rule corpus is maintained as a versioned JSON-LD knowledge graph, enabling MAC policy update cycles to propagate through the system without architectural changes. A policy update workflow triggers quarterly reviews against MolDX technology assessment publications, MAC LCD revision notifications, and private-payer medical policy updates relevant to genetic testing for kidney disorders.</w:t>
       </w:r>
     </w:p>
-    <w:bookmarkEnd w:id="30"/>
-    <w:bookmarkStart w:id="31" w:name="X8e1725b7cbe2f52c1cc6b7b97f66858efce018c"/>
+    <w:bookmarkEnd w:id="33"/>
+    <w:bookmarkStart w:id="34" w:name="X8e1725b7cbe2f52c1cc6b7b97f66858efce018c"/>
     <w:p>
       <w:pPr>
         <w:pStyle w:val="Heading3"/>
@@ -720,8 +775,8 @@
         <w:t xml:space="preserve">Hallucination mitigation employs citation verification at generation time: each factual claim in the generated appeal must be attributable to a retrieved document, and citation strings are validated against a DOI resolution service. Appeals that fail citation verification are flagged for human review rather than automated submission.</w:t>
       </w:r>
     </w:p>
-    <w:bookmarkEnd w:id="31"/>
-    <w:bookmarkStart w:id="32" w:name="X3ed4d666ec9b3519dfe1bf8f138fc00035c7305"/>
+    <w:bookmarkEnd w:id="34"/>
+    <w:bookmarkStart w:id="35" w:name="X3ed4d666ec9b3519dfe1bf8f138fc00035c7305"/>
     <w:p>
       <w:pPr>
         <w:pStyle w:val="Heading3"/>
@@ -792,8 +847,8 @@
         <w:t xml:space="preserve">on the held-out test set: area under the ROC curve (AUC) 0.887; precision 0.803; recall 0.841; F1 score 0.822. Calibration curves confirmed well-calibrated probability estimates across the score range. Subgroup performance was evaluated separately for APOL1 claims, pharmacogenomics claims, and biomarker panel claims, with AUC values of 0.901, 0.874, and 0.863 respectively — indicating stronger predictive performance for the higher-specificity MolDX-governed tests.</w:t>
       </w:r>
     </w:p>
-    <w:bookmarkEnd w:id="32"/>
-    <w:bookmarkStart w:id="33" w:name="evaluation-dataset-and-study-design"/>
+    <w:bookmarkEnd w:id="35"/>
+    <w:bookmarkStart w:id="36" w:name="evaluation-dataset-and-study-design"/>
     <w:p>
       <w:pPr>
         <w:pStyle w:val="Heading3"/>
@@ -825,9 +880,9 @@
         </w:pict>
       </w:r>
     </w:p>
-    <w:bookmarkEnd w:id="33"/>
-    <w:bookmarkEnd w:id="34"/>
-    <w:bookmarkStart w:id="40" w:name="results"/>
+    <w:bookmarkEnd w:id="36"/>
+    <w:bookmarkEnd w:id="37"/>
+    <w:bookmarkStart w:id="43" w:name="results"/>
     <w:p>
       <w:pPr>
         <w:pStyle w:val="Heading2"/>
@@ -836,7 +891,7 @@
         <w:t xml:space="preserve">4. Results</w:t>
       </w:r>
     </w:p>
-    <w:bookmarkStart w:id="35" w:name="first-pass-denial-rates"/>
+    <w:bookmarkStart w:id="38" w:name="first-pass-denial-rates"/>
     <w:p>
       <w:pPr>
         <w:pStyle w:val="Heading3"/>
@@ -1269,8 +1324,8 @@
         <w:t xml:space="preserve">Layer 1 policy engine interventions accounted for 61% of denial reductions (representing claims that would have been denied for policy compliance reasons identified and corrected pre-submission). Layer 3 predictive scoring accounted for an additional 24% through high-risk claim routing to enhanced documentation review. The remaining 15% of improvement was attributable to upstream workflow changes prompted by Layer 3 risk profiling.</w:t>
       </w:r>
     </w:p>
-    <w:bookmarkEnd w:id="35"/>
-    <w:bookmarkStart w:id="36" w:name="appeal-outcomes"/>
+    <w:bookmarkEnd w:id="38"/>
+    <w:bookmarkStart w:id="39" w:name="appeal-outcomes"/>
     <w:p>
       <w:pPr>
         <w:pStyle w:val="Heading3"/>
@@ -1295,8 +1350,8 @@
         <w:t xml:space="preserve">Appeal overturn rates were highest for claims denied on medical necessity grounds (68.3% overturn) and lowest for claims denied on coverage exclusion grounds (41.7% overturn), consistent with the expectation that clinical argumentation is most effective against medical necessity determinations and least effective against categorical coverage exclusions. APOL1 testing appeals incorporating KDIGO guideline citations and APOL1 clinical evidence achieved the highest overturn rate of any subcategory (73.1%), underscoring the value of literature-grounded argumentation in this domain.</w:t>
       </w:r>
     </w:p>
-    <w:bookmarkEnd w:id="36"/>
-    <w:bookmarkStart w:id="37" w:name="revenue-impact"/>
+    <w:bookmarkEnd w:id="39"/>
+    <w:bookmarkStart w:id="40" w:name="revenue-impact"/>
     <w:p>
       <w:pPr>
         <w:pStyle w:val="Heading3"/>
@@ -1313,8 +1368,8 @@
         <w:t xml:space="preserve">Net revenue per claim in the RenalIQ group averaged $387.40 compared to $251.20 in the standard workflow group, a 54.2% increase. Annualized across the three participating laboratories, revenue recovery attributable to the RenalIQ intervention averaged $1.23 million per laboratory per year (range $0.94M–$1.61M), accounting for system licensing costs. The return on investment varied by laboratory volume and molecular test mix, with transplant-heavy practices showing the highest absolute gains given the elevated billed amounts for pharmacogenomics panels.</w:t>
       </w:r>
     </w:p>
-    <w:bookmarkEnd w:id="37"/>
-    <w:bookmarkStart w:id="38" w:name="health-equity-findings"/>
+    <w:bookmarkEnd w:id="40"/>
+    <w:bookmarkStart w:id="41" w:name="health-equity-findings"/>
     <w:p>
       <w:pPr>
         <w:pStyle w:val="Heading3"/>
@@ -1331,8 +1386,8 @@
         <w:t xml:space="preserve">APOL1 testing denial reductions of 71.3% in the RenalIQ group warrant specific attention in the context of health equity. Laboratories participating in this study served patient populations in which 34–47% of CKD patients identified as African American or Black. In the control group, APOL1 testing claims for patients with African American race documented in claim data were denied at a rate of 43.1%, marginally higher than the overall APOL1 denial rate of 41.2%, consistent with the hypothesis that documentation deficiencies around ancestry-linked clinical indication may compound general policy barriers. RenalIQ’s Layer 1 engine, which explicitly checks for ancestry documentation as a required field for APOL1 coverage under applicable payer policy, reduced this disparity: post-intervention denial rates for APOL1 claims with African American race documentation were 10.9%, comparable to the overall APOL1 denial rate in the RenalIQ group (11.8%).</w:t>
       </w:r>
     </w:p>
-    <w:bookmarkEnd w:id="38"/>
-    <w:bookmarkStart w:id="39" w:name="subgroup-and-sensitivity-analyses"/>
+    <w:bookmarkEnd w:id="41"/>
+    <w:bookmarkStart w:id="42" w:name="subgroup-and-sensitivity-analyses"/>
     <w:p>
       <w:pPr>
         <w:pStyle w:val="Heading3"/>
@@ -1356,9 +1411,9 @@
         </w:pict>
       </w:r>
     </w:p>
-    <w:bookmarkEnd w:id="39"/>
-    <w:bookmarkEnd w:id="40"/>
-    <w:bookmarkStart w:id="46" w:name="discussion"/>
+    <w:bookmarkEnd w:id="42"/>
+    <w:bookmarkEnd w:id="43"/>
+    <w:bookmarkStart w:id="49" w:name="discussion"/>
     <w:p>
       <w:pPr>
         <w:pStyle w:val="Heading2"/>
@@ -1367,7 +1422,7 @@
         <w:t xml:space="preserve">5. Discussion</w:t>
       </w:r>
     </w:p>
-    <w:bookmarkStart w:id="41" w:name="principal-findings"/>
+    <w:bookmarkStart w:id="44" w:name="principal-findings"/>
     <w:p>
       <w:pPr>
         <w:pStyle w:val="Heading3"/>
@@ -1392,8 +1447,8 @@
         <w:t xml:space="preserve">The magnitude of improvement attributable to Layer 1 deterministic policy encoding — accounting for 61% of denial reductions — underscores an important design principle: much of the claim failure in renal molecular diagnostics is attributable to identifiable, preventable policy compliance gaps rather than genuinely ambiguous medical necessity determinations. The MolDX LCD framework, while complex, is not opaque. Its requirements are documented and auditable. The failure to encode these requirements systematically into pre-submission workflows represents a structural deficiency in most laboratory billing operations, one that AI-based policy engines are well positioned to address.</w:t>
       </w:r>
     </w:p>
-    <w:bookmarkEnd w:id="41"/>
-    <w:bookmarkStart w:id="42" w:name="comparison-with-prior-work"/>
+    <w:bookmarkEnd w:id="44"/>
+    <w:bookmarkStart w:id="45" w:name="comparison-with-prior-work"/>
     <w:p>
       <w:pPr>
         <w:pStyle w:val="Heading3"/>
@@ -1410,8 +1465,8 @@
         <w:t xml:space="preserve">The improvement in appeal overturn rates through Layer 2 LLM-based generation (61.9% vs. 28.4%) meaningfully exceeds the appeal success rates implicit in prior general RCM literature, where overturn rates in the 25–35% range are considered typical. This difference likely reflects both the higher-quality clinical argumentation enabled by nephrology-specific guideline retrieval and the systematic coverage of all relevant LCD requirements in the appeal text. General-purpose claims AI systems such as Deep Claim were not trained on nephrology clinical literature or MolDX policy corpora, limiting their ability to generate persuasive appeals in this domain.[6] The specificity advantage of RenalIQ is most pronounced precisely where the underlying clinical literature is most developed — APOL1 genetics and transplant pharmacogenomics — and where payers are most likely to be persuaded by guideline-grounded argumentation.</w:t>
       </w:r>
     </w:p>
-    <w:bookmarkEnd w:id="42"/>
-    <w:bookmarkStart w:id="43" w:name="the-payer-ai-context"/>
+    <w:bookmarkEnd w:id="45"/>
+    <w:bookmarkStart w:id="46" w:name="the-payer-ai-context"/>
     <w:p>
       <w:pPr>
         <w:pStyle w:val="Heading3"/>
@@ -1428,8 +1483,8 @@
         <w:t xml:space="preserve">The Health Affairs analysis of AI in health insurance utilization review[7] provides important context for interpreting these findings. If payers are deploying algorithmic denial systems trained on cost-reduction targets, the observed baseline denial rates for renal molecular diagnostics — 35–41% depending on test type — may reflect systematic algorithmic undervaluation of molecular tests whose clinical benefit is well-established. The arms-race dynamic this implies suggests that laboratory-side AI tools are not merely operational efficiency improvements but may represent a structural necessity for independent laboratories seeking to maintain clinical service viability. This reframes RenalIQ not as an optimization tool but as a parity-restoring response to an already-AI-mediated payer environment.</w:t>
       </w:r>
     </w:p>
-    <w:bookmarkEnd w:id="43"/>
-    <w:bookmarkStart w:id="44" w:name="health-equity-implications"/>
+    <w:bookmarkEnd w:id="46"/>
+    <w:bookmarkStart w:id="47" w:name="health-equity-implications"/>
     <w:p>
       <w:pPr>
         <w:pStyle w:val="Heading3"/>
@@ -1446,8 +1501,8 @@
         <w:t xml:space="preserve">The APOL1 findings deserve extended discussion. The 4× elevated CKD risk associated with APOL1 G1/G2 risk allele homozygosity in African American patients[3] represents one of the best-characterized genetic risk factors in nephrology. KDIGO and ASN guidelines increasingly acknowledge this risk and recommend genetic testing in appropriate clinical contexts.[4] Yet independent laboratory claims for APOL1 testing in patients with documented African American ancestry were denied at rates exceeding 40% in the control group of this study. The primary driver of these denials, identified through Layer 1 audit trails, was inadequate documentation of the clinical criteria required under applicable private-payer genetic testing medical policies — particularly the required linking of proteinuria or GFR findings to the clinical indication for testing. This is a documentation problem amenable to technical solutions, and RenalIQ’s intervention reduced APOL1 denial rates by 71.3%. The downstream implication — that more African American CKD patients will receive their genetic risk information, enabling more targeted nephrology management — represents a health equity dividend that extends beyond the financial framing of revenue cycle optimization.</w:t>
       </w:r>
     </w:p>
-    <w:bookmarkEnd w:id="44"/>
-    <w:bookmarkStart w:id="45" w:name="limitations"/>
+    <w:bookmarkEnd w:id="47"/>
+    <w:bookmarkStart w:id="48" w:name="limitations"/>
     <w:p>
       <w:pPr>
         <w:pStyle w:val="Heading3"/>
@@ -1471,9 +1526,9 @@
         </w:pict>
       </w:r>
     </w:p>
-    <w:bookmarkEnd w:id="45"/>
-    <w:bookmarkEnd w:id="46"/>
-    <w:bookmarkStart w:id="47" w:name="conclusion"/>
+    <w:bookmarkEnd w:id="48"/>
+    <w:bookmarkEnd w:id="49"/>
+    <w:bookmarkStart w:id="50" w:name="conclusion"/>
     <w:p>
       <w:pPr>
         <w:pStyle w:val="Heading2"/>
@@ -1513,8 +1568,8 @@
         </w:pict>
       </w:r>
     </w:p>
-    <w:bookmarkEnd w:id="47"/>
-    <w:bookmarkStart w:id="48" w:name="references"/>
+    <w:bookmarkEnd w:id="50"/>
+    <w:bookmarkStart w:id="51" w:name="references"/>
     <w:p>
       <w:pPr>
         <w:pStyle w:val="Heading2"/>
@@ -1679,8 +1734,8 @@
         </w:pict>
       </w:r>
     </w:p>
-    <w:bookmarkEnd w:id="48"/>
-    <w:bookmarkStart w:id="49" w:name="correction-note"/>
+    <w:bookmarkEnd w:id="51"/>
+    <w:bookmarkStart w:id="52" w:name="correction-note"/>
     <w:p>
       <w:pPr>
         <w:pStyle w:val="Heading2"/>
@@ -2149,8 +2204,8 @@
         <w:t xml:space="preserve">All references renumbered sequentially (1–8) in order of first appearance following the deletions above; all in-text bracketed citation markers updated to match.</w:t>
       </w:r>
     </w:p>
-    <w:bookmarkEnd w:id="49"/>
-    <w:bookmarkEnd w:id="50"/>
+    <w:bookmarkEnd w:id="52"/>
+    <w:bookmarkEnd w:id="53"/>
     <w:sectPr/>
   </w:body>
 </w:document>
